--- a/projects/research-notes/for-word/02-Staging-Schema.docx
+++ b/projects/research-notes/for-word/02-Staging-Schema.docx
@@ -11,7 +11,6 @@
       </w:r>
     </w:p>
     <w:p>
-      <w:r/>
       <w:r>
         <w:rPr>
           <w:b/>
@@ -23,7 +22,6 @@
       </w:r>
     </w:p>
     <w:p>
-      <w:r/>
       <w:r>
         <w:rPr>
           <w:b/>
@@ -35,7 +33,6 @@
       </w:r>
     </w:p>
     <w:p>
-      <w:r/>
       <w:r>
         <w:rPr>
           <w:b/>
@@ -65,14 +62,12 @@
       </w:r>
     </w:p>
     <w:p>
-      <w:r/>
       <w:r>
         <w:rPr>
           <w:b/>
         </w:rPr>
         <w:t>Design Principles:</w:t>
       </w:r>
-      <w:r/>
     </w:p>
     <w:p>
       <w:pPr>
@@ -103,7 +98,17 @@
         <w:pStyle w:val="ListBullet"/>
       </w:pPr>
       <w:r>
-        <w:t>All tables include `_extracted_at` timestamp</w:t>
+        <w:t xml:space="preserve">All tables include </w:t>
+      </w:r>
+      <w:r>
+        <w:rPr>
+          <w:rFonts w:ascii="Consolas" w:hAnsi="Consolas"/>
+          <w:sz w:val="20"/>
+        </w:rPr>
+        <w:t>_extracted_at</w:t>
+      </w:r>
+      <w:r>
+        <w:t xml:space="preserve"> timestamp</w:t>
       </w:r>
     </w:p>
     <w:p>
@@ -930,7 +935,6 @@
       </w:r>
     </w:p>
     <w:p>
-      <w:r/>
       <w:r>
         <w:rPr>
           <w:b/>
@@ -938,7 +942,27 @@
         <w:t>Source:</w:t>
       </w:r>
       <w:r>
-        <w:t xml:space="preserve"> `orders` query → `Order` object</w:t>
+        <w:t xml:space="preserve"> </w:t>
+      </w:r>
+      <w:r>
+        <w:rPr>
+          <w:rFonts w:ascii="Consolas" w:hAnsi="Consolas"/>
+          <w:sz w:val="20"/>
+        </w:rPr>
+        <w:t>orders</w:t>
+      </w:r>
+      <w:r>
+        <w:t xml:space="preserve"> query → </w:t>
+      </w:r>
+      <w:r>
+        <w:rPr>
+          <w:rFonts w:ascii="Consolas" w:hAnsi="Consolas"/>
+          <w:sz w:val="20"/>
+        </w:rPr>
+        <w:t>Order</w:t>
+      </w:r>
+      <w:r>
+        <w:t xml:space="preserve"> object</w:t>
       </w:r>
     </w:p>
     <w:tbl>
@@ -2206,7 +2230,6 @@
       </w:r>
     </w:p>
     <w:p>
-      <w:r/>
       <w:r>
         <w:rPr>
           <w:b/>
@@ -2214,7 +2237,27 @@
         <w:t>Source:</w:t>
       </w:r>
       <w:r>
-        <w:t xml:space="preserve"> `orders` query → `Order.lineItems` connection</w:t>
+        <w:t xml:space="preserve"> </w:t>
+      </w:r>
+      <w:r>
+        <w:rPr>
+          <w:rFonts w:ascii="Consolas" w:hAnsi="Consolas"/>
+          <w:sz w:val="20"/>
+        </w:rPr>
+        <w:t>orders</w:t>
+      </w:r>
+      <w:r>
+        <w:t xml:space="preserve"> query → </w:t>
+      </w:r>
+      <w:r>
+        <w:rPr>
+          <w:rFonts w:ascii="Consolas" w:hAnsi="Consolas"/>
+          <w:sz w:val="20"/>
+        </w:rPr>
+        <w:t>Order.lineItems</w:t>
+      </w:r>
+      <w:r>
+        <w:t xml:space="preserve"> connection</w:t>
       </w:r>
     </w:p>
     <w:tbl>
@@ -3104,7 +3147,6 @@
       </w:r>
     </w:p>
     <w:p>
-      <w:r/>
       <w:r>
         <w:rPr>
           <w:b/>
@@ -3112,7 +3154,27 @@
         <w:t>Source:</w:t>
       </w:r>
       <w:r>
-        <w:t xml:space="preserve"> `orders` query → `Order.transactions` connection</w:t>
+        <w:t xml:space="preserve"> </w:t>
+      </w:r>
+      <w:r>
+        <w:rPr>
+          <w:rFonts w:ascii="Consolas" w:hAnsi="Consolas"/>
+          <w:sz w:val="20"/>
+        </w:rPr>
+        <w:t>orders</w:t>
+      </w:r>
+      <w:r>
+        <w:t xml:space="preserve"> query → </w:t>
+      </w:r>
+      <w:r>
+        <w:rPr>
+          <w:rFonts w:ascii="Consolas" w:hAnsi="Consolas"/>
+          <w:sz w:val="20"/>
+        </w:rPr>
+        <w:t>Order.transactions</w:t>
+      </w:r>
+      <w:r>
+        <w:t xml:space="preserve"> connection</w:t>
       </w:r>
     </w:p>
     <w:tbl>
@@ -3666,7 +3728,6 @@
       </w:r>
     </w:p>
     <w:p>
-      <w:r/>
       <w:r>
         <w:rPr>
           <w:b/>
@@ -3674,7 +3735,27 @@
         <w:t>Source:</w:t>
       </w:r>
       <w:r>
-        <w:t xml:space="preserve"> `orders` query → `Order.taxLines` array</w:t>
+        <w:t xml:space="preserve"> </w:t>
+      </w:r>
+      <w:r>
+        <w:rPr>
+          <w:rFonts w:ascii="Consolas" w:hAnsi="Consolas"/>
+          <w:sz w:val="20"/>
+        </w:rPr>
+        <w:t>orders</w:t>
+      </w:r>
+      <w:r>
+        <w:t xml:space="preserve"> query → </w:t>
+      </w:r>
+      <w:r>
+        <w:rPr>
+          <w:rFonts w:ascii="Consolas" w:hAnsi="Consolas"/>
+          <w:sz w:val="20"/>
+        </w:rPr>
+        <w:t>Order.taxLines</w:t>
+      </w:r>
+      <w:r>
+        <w:t xml:space="preserve"> array</w:t>
       </w:r>
     </w:p>
     <w:tbl>
@@ -4018,7 +4099,6 @@
       </w:r>
     </w:p>
     <w:p>
-      <w:r/>
       <w:r>
         <w:rPr>
           <w:b/>
@@ -4026,7 +4106,27 @@
         <w:t>Source:</w:t>
       </w:r>
       <w:r>
-        <w:t xml:space="preserve"> `orders` query → `Order.discountApplications` connection</w:t>
+        <w:t xml:space="preserve"> </w:t>
+      </w:r>
+      <w:r>
+        <w:rPr>
+          <w:rFonts w:ascii="Consolas" w:hAnsi="Consolas"/>
+          <w:sz w:val="20"/>
+        </w:rPr>
+        <w:t>orders</w:t>
+      </w:r>
+      <w:r>
+        <w:t xml:space="preserve"> query → </w:t>
+      </w:r>
+      <w:r>
+        <w:rPr>
+          <w:rFonts w:ascii="Consolas" w:hAnsi="Consolas"/>
+          <w:sz w:val="20"/>
+        </w:rPr>
+        <w:t>Order.discountApplications</w:t>
+      </w:r>
+      <w:r>
+        <w:t xml:space="preserve"> connection</w:t>
       </w:r>
     </w:p>
     <w:tbl>
@@ -4622,7 +4722,6 @@
       </w:r>
     </w:p>
     <w:p>
-      <w:r/>
       <w:r>
         <w:rPr>
           <w:b/>
@@ -4630,7 +4729,27 @@
         <w:t>Source:</w:t>
       </w:r>
       <w:r>
-        <w:t xml:space="preserve"> `orders` query → `Order.shippingLines` connection</w:t>
+        <w:t xml:space="preserve"> </w:t>
+      </w:r>
+      <w:r>
+        <w:rPr>
+          <w:rFonts w:ascii="Consolas" w:hAnsi="Consolas"/>
+          <w:sz w:val="20"/>
+        </w:rPr>
+        <w:t>orders</w:t>
+      </w:r>
+      <w:r>
+        <w:t xml:space="preserve"> query → </w:t>
+      </w:r>
+      <w:r>
+        <w:rPr>
+          <w:rFonts w:ascii="Consolas" w:hAnsi="Consolas"/>
+          <w:sz w:val="20"/>
+        </w:rPr>
+        <w:t>Order.shippingLines</w:t>
+      </w:r>
+      <w:r>
+        <w:t xml:space="preserve"> connection</w:t>
       </w:r>
     </w:p>
     <w:tbl>
@@ -5108,7 +5227,6 @@
       </w:r>
     </w:p>
     <w:p>
-      <w:r/>
       <w:r>
         <w:rPr>
           <w:b/>
@@ -5116,7 +5234,27 @@
         <w:t>Source:</w:t>
       </w:r>
       <w:r>
-        <w:t xml:space="preserve"> `orders` query → `Order.fulfillments` connection</w:t>
+        <w:t xml:space="preserve"> </w:t>
+      </w:r>
+      <w:r>
+        <w:rPr>
+          <w:rFonts w:ascii="Consolas" w:hAnsi="Consolas"/>
+          <w:sz w:val="20"/>
+        </w:rPr>
+        <w:t>orders</w:t>
+      </w:r>
+      <w:r>
+        <w:t xml:space="preserve"> query → </w:t>
+      </w:r>
+      <w:r>
+        <w:rPr>
+          <w:rFonts w:ascii="Consolas" w:hAnsi="Consolas"/>
+          <w:sz w:val="20"/>
+        </w:rPr>
+        <w:t>Order.fulfillments</w:t>
+      </w:r>
+      <w:r>
+        <w:t xml:space="preserve"> connection</w:t>
       </w:r>
     </w:p>
     <w:tbl>
@@ -5754,7 +5892,6 @@
       </w:r>
     </w:p>
     <w:p>
-      <w:r/>
       <w:r>
         <w:rPr>
           <w:b/>
@@ -5762,7 +5899,27 @@
         <w:t>Source:</w:t>
       </w:r>
       <w:r>
-        <w:t xml:space="preserve"> `orders` query → `Order.fulfillments.fulfillmentLineItems` connection</w:t>
+        <w:t xml:space="preserve"> </w:t>
+      </w:r>
+      <w:r>
+        <w:rPr>
+          <w:rFonts w:ascii="Consolas" w:hAnsi="Consolas"/>
+          <w:sz w:val="20"/>
+        </w:rPr>
+        <w:t>orders</w:t>
+      </w:r>
+      <w:r>
+        <w:t xml:space="preserve"> query → </w:t>
+      </w:r>
+      <w:r>
+        <w:rPr>
+          <w:rFonts w:ascii="Consolas" w:hAnsi="Consolas"/>
+          <w:sz w:val="20"/>
+        </w:rPr>
+        <w:t>Order.fulfillments.fulfillmentLineItems</w:t>
+      </w:r>
+      <w:r>
+        <w:t xml:space="preserve"> connection</w:t>
       </w:r>
     </w:p>
     <w:tbl>
@@ -6114,7 +6271,6 @@
       </w:r>
     </w:p>
     <w:p>
-      <w:r/>
       <w:r>
         <w:rPr>
           <w:b/>
@@ -6122,7 +6278,27 @@
         <w:t>Source:</w:t>
       </w:r>
       <w:r>
-        <w:t xml:space="preserve"> `orders` query → `Order.refunds` connection</w:t>
+        <w:t xml:space="preserve"> </w:t>
+      </w:r>
+      <w:r>
+        <w:rPr>
+          <w:rFonts w:ascii="Consolas" w:hAnsi="Consolas"/>
+          <w:sz w:val="20"/>
+        </w:rPr>
+        <w:t>orders</w:t>
+      </w:r>
+      <w:r>
+        <w:t xml:space="preserve"> query → </w:t>
+      </w:r>
+      <w:r>
+        <w:rPr>
+          <w:rFonts w:ascii="Consolas" w:hAnsi="Consolas"/>
+          <w:sz w:val="20"/>
+        </w:rPr>
+        <w:t>Order.refunds</w:t>
+      </w:r>
+      <w:r>
+        <w:t xml:space="preserve"> connection</w:t>
       </w:r>
     </w:p>
     <w:tbl>
@@ -6466,7 +6642,6 @@
       </w:r>
     </w:p>
     <w:p>
-      <w:r/>
       <w:r>
         <w:rPr>
           <w:b/>
@@ -6474,7 +6649,27 @@
         <w:t>Source:</w:t>
       </w:r>
       <w:r>
-        <w:t xml:space="preserve"> `orders` query → `Order.refunds.refundLineItems` connection</w:t>
+        <w:t xml:space="preserve"> </w:t>
+      </w:r>
+      <w:r>
+        <w:rPr>
+          <w:rFonts w:ascii="Consolas" w:hAnsi="Consolas"/>
+          <w:sz w:val="20"/>
+        </w:rPr>
+        <w:t>orders</w:t>
+      </w:r>
+      <w:r>
+        <w:t xml:space="preserve"> query → </w:t>
+      </w:r>
+      <w:r>
+        <w:rPr>
+          <w:rFonts w:ascii="Consolas" w:hAnsi="Consolas"/>
+          <w:sz w:val="20"/>
+        </w:rPr>
+        <w:t>Order.refunds.refundLineItems</w:t>
+      </w:r>
+      <w:r>
+        <w:t xml:space="preserve"> connection</w:t>
       </w:r>
     </w:p>
     <w:tbl>
@@ -6910,7 +7105,6 @@
       </w:r>
     </w:p>
     <w:p>
-      <w:r/>
       <w:r>
         <w:rPr>
           <w:b/>
@@ -6918,7 +7112,27 @@
         <w:t>Source:</w:t>
       </w:r>
       <w:r>
-        <w:t xml:space="preserve"> `customers` query → `Customer` object</w:t>
+        <w:t xml:space="preserve"> </w:t>
+      </w:r>
+      <w:r>
+        <w:rPr>
+          <w:rFonts w:ascii="Consolas" w:hAnsi="Consolas"/>
+          <w:sz w:val="20"/>
+        </w:rPr>
+        <w:t>customers</w:t>
+      </w:r>
+      <w:r>
+        <w:t xml:space="preserve"> query → </w:t>
+      </w:r>
+      <w:r>
+        <w:rPr>
+          <w:rFonts w:ascii="Consolas" w:hAnsi="Consolas"/>
+          <w:sz w:val="20"/>
+        </w:rPr>
+        <w:t>Customer</w:t>
+      </w:r>
+      <w:r>
+        <w:t xml:space="preserve"> object</w:t>
       </w:r>
     </w:p>
     <w:tbl>
@@ -7690,7 +7904,6 @@
       </w:r>
     </w:p>
     <w:p>
-      <w:r/>
       <w:r>
         <w:rPr>
           <w:b/>
@@ -7698,7 +7911,27 @@
         <w:t>Source:</w:t>
       </w:r>
       <w:r>
-        <w:t xml:space="preserve"> `products` query → `Product` object</w:t>
+        <w:t xml:space="preserve"> </w:t>
+      </w:r>
+      <w:r>
+        <w:rPr>
+          <w:rFonts w:ascii="Consolas" w:hAnsi="Consolas"/>
+          <w:sz w:val="20"/>
+        </w:rPr>
+        <w:t>products</w:t>
+      </w:r>
+      <w:r>
+        <w:t xml:space="preserve"> query → </w:t>
+      </w:r>
+      <w:r>
+        <w:rPr>
+          <w:rFonts w:ascii="Consolas" w:hAnsi="Consolas"/>
+          <w:sz w:val="20"/>
+        </w:rPr>
+        <w:t>Product</w:t>
+      </w:r>
+      <w:r>
+        <w:t xml:space="preserve"> object</w:t>
       </w:r>
     </w:p>
     <w:tbl>
@@ -8294,7 +8527,6 @@
       </w:r>
     </w:p>
     <w:p>
-      <w:r/>
       <w:r>
         <w:rPr>
           <w:b/>
@@ -8302,7 +8534,27 @@
         <w:t>Source:</w:t>
       </w:r>
       <w:r>
-        <w:t xml:space="preserve"> `productVariants` query → `ProductVariant` object</w:t>
+        <w:t xml:space="preserve"> </w:t>
+      </w:r>
+      <w:r>
+        <w:rPr>
+          <w:rFonts w:ascii="Consolas" w:hAnsi="Consolas"/>
+          <w:sz w:val="20"/>
+        </w:rPr>
+        <w:t>productVariants</w:t>
+      </w:r>
+      <w:r>
+        <w:t xml:space="preserve"> query → </w:t>
+      </w:r>
+      <w:r>
+        <w:rPr>
+          <w:rFonts w:ascii="Consolas" w:hAnsi="Consolas"/>
+          <w:sz w:val="20"/>
+        </w:rPr>
+        <w:t>ProductVariant</w:t>
+      </w:r>
+      <w:r>
+        <w:t xml:space="preserve"> object</w:t>
       </w:r>
     </w:p>
     <w:tbl>
@@ -9200,7 +9452,6 @@
       </w:r>
     </w:p>
     <w:p>
-      <w:r/>
       <w:r>
         <w:rPr>
           <w:b/>
@@ -9208,7 +9459,27 @@
         <w:t>Source:</w:t>
       </w:r>
       <w:r>
-        <w:t xml:space="preserve"> `codeDiscountNodes` query → `DiscountCodeNode` object</w:t>
+        <w:t xml:space="preserve"> </w:t>
+      </w:r>
+      <w:r>
+        <w:rPr>
+          <w:rFonts w:ascii="Consolas" w:hAnsi="Consolas"/>
+          <w:sz w:val="20"/>
+        </w:rPr>
+        <w:t>codeDiscountNodes</w:t>
+      </w:r>
+      <w:r>
+        <w:t xml:space="preserve"> query → </w:t>
+      </w:r>
+      <w:r>
+        <w:rPr>
+          <w:rFonts w:ascii="Consolas" w:hAnsi="Consolas"/>
+          <w:sz w:val="20"/>
+        </w:rPr>
+        <w:t>DiscountCodeNode</w:t>
+      </w:r>
+      <w:r>
+        <w:t xml:space="preserve"> object</w:t>
       </w:r>
     </w:p>
     <w:tbl>
@@ -9938,7 +10209,6 @@
       </w:r>
     </w:p>
     <w:p>
-      <w:r/>
       <w:r>
         <w:rPr>
           <w:b/>
@@ -9946,7 +10216,27 @@
         <w:t>Source:</w:t>
       </w:r>
       <w:r>
-        <w:t xml:space="preserve"> `locations` query → `Location` object</w:t>
+        <w:t xml:space="preserve"> </w:t>
+      </w:r>
+      <w:r>
+        <w:rPr>
+          <w:rFonts w:ascii="Consolas" w:hAnsi="Consolas"/>
+          <w:sz w:val="20"/>
+        </w:rPr>
+        <w:t>locations</w:t>
+      </w:r>
+      <w:r>
+        <w:t xml:space="preserve"> query → </w:t>
+      </w:r>
+      <w:r>
+        <w:rPr>
+          <w:rFonts w:ascii="Consolas" w:hAnsi="Consolas"/>
+          <w:sz w:val="20"/>
+        </w:rPr>
+        <w:t>Location</w:t>
+      </w:r>
+      <w:r>
+        <w:t xml:space="preserve"> object</w:t>
       </w:r>
     </w:p>
     <w:tbl>
@@ -10626,7 +10916,6 @@
       </w:r>
     </w:p>
     <w:p>
-      <w:r/>
       <w:r>
         <w:rPr>
           <w:b/>
@@ -10634,7 +10923,27 @@
         <w:t>Source:</w:t>
       </w:r>
       <w:r>
-        <w:t xml:space="preserve"> `inventoryLevels` query → `InventoryLevel` object</w:t>
+        <w:t xml:space="preserve"> </w:t>
+      </w:r>
+      <w:r>
+        <w:rPr>
+          <w:rFonts w:ascii="Consolas" w:hAnsi="Consolas"/>
+          <w:sz w:val="20"/>
+        </w:rPr>
+        <w:t>inventoryLevels</w:t>
+      </w:r>
+      <w:r>
+        <w:t xml:space="preserve"> query → </w:t>
+      </w:r>
+      <w:r>
+        <w:rPr>
+          <w:rFonts w:ascii="Consolas" w:hAnsi="Consolas"/>
+          <w:sz w:val="20"/>
+        </w:rPr>
+        <w:t>InventoryLevel</w:t>
+      </w:r>
+      <w:r>
+        <w:t xml:space="preserve"> object</w:t>
       </w:r>
     </w:p>
     <w:tbl>
@@ -11133,7 +11442,6 @@
     </w:tbl>
     <w:p/>
     <w:p>
-      <w:r/>
       <w:r>
         <w:rPr>
           <w:b/>
@@ -11158,7 +11466,6 @@
       </w:r>
     </w:p>
     <w:p>
-      <w:r/>
       <w:r>
         <w:rPr>
           <w:b/>
@@ -11166,7 +11473,27 @@
         <w:t>Source:</w:t>
       </w:r>
       <w:r>
-        <w:t xml:space="preserve"> `abandonedCheckouts` query → `Checkout` object</w:t>
+        <w:t xml:space="preserve"> </w:t>
+      </w:r>
+      <w:r>
+        <w:rPr>
+          <w:rFonts w:ascii="Consolas" w:hAnsi="Consolas"/>
+          <w:sz w:val="20"/>
+        </w:rPr>
+        <w:t>abandonedCheckouts</w:t>
+      </w:r>
+      <w:r>
+        <w:t xml:space="preserve"> query → </w:t>
+      </w:r>
+      <w:r>
+        <w:rPr>
+          <w:rFonts w:ascii="Consolas" w:hAnsi="Consolas"/>
+          <w:sz w:val="20"/>
+        </w:rPr>
+        <w:t>Checkout</w:t>
+      </w:r>
+      <w:r>
+        <w:t xml:space="preserve"> object</w:t>
       </w:r>
     </w:p>
     <w:tbl>
@@ -11917,7 +12244,6 @@
     </w:tbl>
     <w:p/>
     <w:p>
-      <w:r/>
       <w:r>
         <w:rPr>
           <w:b/>
@@ -11925,7 +12251,17 @@
         <w:t>Note:</w:t>
       </w:r>
       <w:r>
-        <w:t xml:space="preserve"> Only checkouts where `completed_at IS NULL` are truly abandoned.</w:t>
+        <w:t xml:space="preserve"> Only checkouts where </w:t>
+      </w:r>
+      <w:r>
+        <w:rPr>
+          <w:rFonts w:ascii="Consolas" w:hAnsi="Consolas"/>
+          <w:sz w:val="20"/>
+        </w:rPr>
+        <w:t>completed_at IS NULL</w:t>
+      </w:r>
+      <w:r>
+        <w:t xml:space="preserve"> are truly abandoned.</w:t>
       </w:r>
     </w:p>
     <w:p>
